--- a/downloads/teacher/04 Units/Unit 06 - Food Systems and Production - From Farm to Table/Calendar 06.docx
+++ b/downloads/teacher/04 Units/Unit 06 - Food Systems and Production - From Farm to Table/Calendar 06.docx
@@ -240,7 +240,7 @@
               <w:t xml:space="preserve">Day 144: 6.1 Trace a Food From Farm to Plate</w:t>
             </w:r>
             <w:r>
-              <w:t xml:space="preserve">Trace one real food across five links; name the job at each link; the class path on the wall</w:t>
+              <w:t xml:space="preserve">Trace one real food across ten steps; name the job at each step; the class path on the wall</w:t>
             </w:r>
           </w:p>
         </w:tc>
@@ -379,7 +379,7 @@
               <w:t xml:space="preserve">Day 150: 6.6 Cooking Methods: Dry Heat, Moist Heat, and Why</w:t>
             </w:r>
             <w:r>
-              <w:t xml:space="preserve">Sort twelve methods; the teacher demonstration; the tool and the right food for each method</w:t>
+              <w:t xml:space="preserve">Sort nine methods; the teacher demonstration; the tool and the right food for each method</w:t>
             </w:r>
           </w:p>
         </w:tc>
@@ -1055,7 +1055,7 @@
         <w:t xml:space="preserve"> </w:t>
       </w:r>
       <w:r>
-        <w:t xml:space="preserve">criterion 4 for the project. Labs 3 and 4 of the year are days 153 and 154; days 152, 163, and 164 are labs 5, 6, and 7.</w:t>
+        <w:t xml:space="preserve">criterion 4 for the project. Labs 3 and 4 of the year are days 153 and 154; the quick bread lab on day 152 and the cook days on days 163 and 164 are scored on the lab rubric but are not numbered labs.</w:t>
       </w:r>
     </w:p>
     <w:p>
